--- a/docs/Checkpoint_1_Explained.docx
+++ b/docs/Checkpoint_1_Explained.docx
@@ -889,16 +889,16 @@
         <w:pStyle w:val="ListBullet"/>
       </w:pPr>
       <w:r>
-        <w:t xml:space="preserve">Revenue rose </w:t>
+        <w:t xml:space="preserve">Revenue per month rose </w:t>
       </w:r>
       <w:r>
         <w:rPr>
           <w:b/>
         </w:rPr>
-        <w:t>69.9%</w:t>
-      </w:r>
-      <w:r>
-        <w:t xml:space="preserve"> from 2020 to 2022 (859,401 → 1,459,775).</w:t>
+        <w:t>30.9%</w:t>
+      </w:r>
+      <w:r>
+        <w:t xml:space="preserve"> from 2020 to 2022 (92,934 → 121,648). It is quoted per month because the file starts on 22 March 2020, so 2020 holds only nine complete months; the raw annual totals would suggest 69.9%, which is an artefact of the short year.</w:t>
       </w:r>
     </w:p>
     <w:p>
@@ -912,7 +912,7 @@
         <w:rPr>
           <w:b/>
         </w:rPr>
-        <w:t>1,202,478</w:t>
+        <w:t>100,207 per month</w:t>
       </w:r>
       <w:r>
         <w:t xml:space="preserve"> — </w:t>
@@ -1964,21 +1964,81 @@
         <w:pStyle w:val="Heading3"/>
       </w:pPr>
       <w:r>
-        <w:t>Problem 4 — 2025 is a partial year</w:t>
+        <w:t>Problem 4 — both ends of the series are partial</w:t>
       </w:r>
     </w:p>
     <w:p>
       <w:r>
-        <w:t xml:space="preserve">The file stops on </w:t>
+        <w:t xml:space="preserve">The file runs </w:t>
       </w:r>
       <w:r>
         <w:rPr>
           <w:b/>
         </w:rPr>
-        <w:t>15 March 2025</w:t>
-      </w:r>
-      <w:r>
-        <w:t>, giving only 44 rows for that year. Charted naively, that looks like an 80% collapse in demand. It is a file cut-off.</w:t>
+        <w:t>22 March 2020 to 15 March 2025</w:t>
+      </w:r>
+      <w:r>
+        <w:t xml:space="preserve">. Neither end is a whole period, and that creates </w:t>
+      </w:r>
+      <w:r>
+        <w:rPr>
+          <w:i/>
+        </w:rPr>
+        <w:t>three</w:t>
+      </w:r>
+      <w:r>
+        <w:t xml:space="preserve"> separate traps:</w:t>
+      </w:r>
+    </w:p>
+    <w:p>
+      <w:pPr>
+        <w:pStyle w:val="ListNumber"/>
+      </w:pPr>
+      <w:r>
+        <w:rPr>
+          <w:b/>
+        </w:rPr>
+        <w:t>2025 is a partial year</w:t>
+      </w:r>
+      <w:r>
+        <w:t xml:space="preserve"> — 44 rows. Charted naively it looks like an 80% collapse in demand. It is a file cut-off.</w:t>
+      </w:r>
+    </w:p>
+    <w:p>
+      <w:pPr>
+        <w:pStyle w:val="ListNumber"/>
+      </w:pPr>
+      <w:r>
+        <w:rPr>
+          <w:b/>
+        </w:rPr>
+        <w:t>2020 is a nine-month year.</w:t>
+      </w:r>
+      <w:r>
+        <w:t xml:space="preserve"> Comparing its part-year total against a full 2021 overstates growth: the raw totals suggest 69.9% growth from 2020 to 2022, but on a like-for-like monthly basis it is </w:t>
+      </w:r>
+      <w:r>
+        <w:rPr>
+          <w:b/>
+        </w:rPr>
+        <w:t>30.9%</w:t>
+      </w:r>
+      <w:r>
+        <w:t>.</w:t>
+      </w:r>
+    </w:p>
+    <w:p>
+      <w:pPr>
+        <w:pStyle w:val="ListNumber"/>
+      </w:pPr>
+      <w:r>
+        <w:rPr>
+          <w:b/>
+        </w:rPr>
+        <w:t>March 2020 and March 2025 are part-months.</w:t>
+      </w:r>
+      <w:r>
+        <w:t xml:space="preserve"> March 2020 holds just 10 days. Dropping a 10-day month into a monthly average pulls March's seasonal index down from 1.025 to 0.876 — a 15% distortion that would make an average month look weak.</w:t>
       </w:r>
     </w:p>
     <w:p>
@@ -2000,8 +2060,13 @@
         <w:t>dim_date</w:t>
       </w:r>
       <w:r>
-        <w:t xml:space="preserve"> carries a flag, </w:t>
-      </w:r>
+        <w:t xml:space="preserve"> carries two flags:</w:t>
+      </w:r>
+    </w:p>
+    <w:p>
+      <w:pPr>
+        <w:pStyle w:val="ListBullet"/>
+      </w:pPr>
       <w:r>
         <w:rPr>
           <w:rFonts w:ascii="Consolas" w:hAnsi="Consolas"/>
@@ -2011,7 +2076,59 @@
         <w:t>is_complete_year</w:t>
       </w:r>
       <w:r>
-        <w:t>, set to 1 for 2020–2024 and 0 for 2025. Every trend query filters on it. This is the single most important guard in the whole project — without it, every conclusion about the trend would be wrong.</w:t>
+        <w:t xml:space="preserve"> — 1 for 2020–2024, 0 for 2025.</w:t>
+      </w:r>
+    </w:p>
+    <w:p>
+      <w:pPr>
+        <w:pStyle w:val="ListBullet"/>
+      </w:pPr>
+      <w:r>
+        <w:rPr>
+          <w:rFonts w:ascii="Consolas" w:hAnsi="Consolas"/>
+          <w:color w:val="2F6F9F"/>
+          <w:sz w:val="18"/>
+        </w:rPr>
+        <w:t>is_complete_month</w:t>
+      </w:r>
+      <w:r>
+        <w:t xml:space="preserve"> — 0 for March 2020 and March 2025, 1 elsewhere.</w:t>
+      </w:r>
+    </w:p>
+    <w:p>
+      <w:r>
+        <w:t xml:space="preserve">The analysis window is therefore </w:t>
+      </w:r>
+      <w:r>
+        <w:rPr>
+          <w:b/>
+        </w:rPr>
+        <w:t>57 complete months, April 2020 to December 2024</w:t>
+      </w:r>
+      <w:r>
+        <w:t xml:space="preserve">. Q3 additionally reports </w:t>
+      </w:r>
+      <w:r>
+        <w:rPr>
+          <w:rFonts w:ascii="Consolas" w:hAnsi="Consolas"/>
+          <w:color w:val="2F6F9F"/>
+          <w:sz w:val="18"/>
+        </w:rPr>
+        <w:t>months_covered</w:t>
+      </w:r>
+      <w:r>
+        <w:t xml:space="preserve"> and </w:t>
+      </w:r>
+      <w:r>
+        <w:rPr>
+          <w:rFonts w:ascii="Consolas" w:hAnsi="Consolas"/>
+          <w:color w:val="2F6F9F"/>
+          <w:sz w:val="18"/>
+        </w:rPr>
+        <w:t>revenue_per_month</w:t>
+      </w:r>
+      <w:r>
+        <w:t xml:space="preserve"> so the short 2020 is visible in the table rather than hidden inside a total. These are the most important guards in the whole project: without them several conclusions about the trend would be wrong, and the error would be invisible.</w:t>
       </w:r>
     </w:p>
     <w:p>
@@ -3494,10 +3611,32 @@
         <w:rPr>
           <w:b/>
         </w:rPr>
-        <w:t>`is_complete_year` needs somewhere to live.</w:t>
-      </w:r>
-      <w:r>
-        <w:t xml:space="preserve"> The partial-2025 guard is a property of the calendar, so it belongs in the calendar table.</w:t>
+        <w:t>The completeness flags need somewhere to live.</w:t>
+      </w:r>
+      <w:r>
+        <w:t xml:space="preserve"> </w:t>
+      </w:r>
+      <w:r>
+        <w:rPr>
+          <w:rFonts w:ascii="Consolas" w:hAnsi="Consolas"/>
+          <w:color w:val="2F6F9F"/>
+          <w:sz w:val="18"/>
+        </w:rPr>
+        <w:t>is_complete_year</w:t>
+      </w:r>
+      <w:r>
+        <w:t xml:space="preserve"> and </w:t>
+      </w:r>
+      <w:r>
+        <w:rPr>
+          <w:rFonts w:ascii="Consolas" w:hAnsi="Consolas"/>
+          <w:color w:val="2F6F9F"/>
+          <w:sz w:val="18"/>
+        </w:rPr>
+        <w:t>is_complete_month</w:t>
+      </w:r>
+      <w:r>
+        <w:t xml:space="preserve"> are properties of the calendar, so they belong in the calendar table rather than being re-derived in every query.</w:t>
       </w:r>
     </w:p>
     <w:p>
@@ -4562,18 +4701,19 @@
         <w:tblLook w:firstColumn="1" w:firstRow="1" w:lastColumn="0" w:lastRow="0" w:noHBand="0" w:noVBand="1" w:val="04A0"/>
       </w:tblPr>
       <w:tblGrid>
-        <w:gridCol w:w="1337"/>
-        <w:gridCol w:w="1337"/>
-        <w:gridCol w:w="1337"/>
-        <w:gridCol w:w="1337"/>
-        <w:gridCol w:w="1337"/>
-        <w:gridCol w:w="1337"/>
-        <w:gridCol w:w="1337"/>
+        <w:gridCol w:w="1170"/>
+        <w:gridCol w:w="1170"/>
+        <w:gridCol w:w="1170"/>
+        <w:gridCol w:w="1170"/>
+        <w:gridCol w:w="1170"/>
+        <w:gridCol w:w="1170"/>
+        <w:gridCol w:w="1170"/>
+        <w:gridCol w:w="1170"/>
       </w:tblGrid>
       <w:tr>
         <w:tc>
           <w:tcPr>
-            <w:tcW w:type="dxa" w:w="1337"/>
+            <w:tcW w:type="dxa" w:w="1170"/>
           </w:tcPr>
           <w:p>
             <w:r>
@@ -4591,7 +4731,7 @@
         </w:tc>
         <w:tc>
           <w:tcPr>
-            <w:tcW w:type="dxa" w:w="1337"/>
+            <w:tcW w:type="dxa" w:w="1170"/>
           </w:tcPr>
           <w:p>
             <w:r>
@@ -4603,13 +4743,13 @@
               <w:rPr>
                 <w:b/>
               </w:rPr>
-              <w:t>lines</w:t>
+              <w:t>months</w:t>
             </w:r>
           </w:p>
         </w:tc>
         <w:tc>
           <w:tcPr>
-            <w:tcW w:type="dxa" w:w="1337"/>
+            <w:tcW w:type="dxa" w:w="1170"/>
           </w:tcPr>
           <w:p>
             <w:r>
@@ -4621,13 +4761,13 @@
               <w:rPr>
                 <w:b/>
               </w:rPr>
-              <w:t>units</w:t>
+              <w:t>lines</w:t>
             </w:r>
           </w:p>
         </w:tc>
         <w:tc>
           <w:tcPr>
-            <w:tcW w:type="dxa" w:w="1337"/>
+            <w:tcW w:type="dxa" w:w="1170"/>
           </w:tcPr>
           <w:p>
             <w:r>
@@ -4645,7 +4785,7 @@
         </w:tc>
         <w:tc>
           <w:tcPr>
-            <w:tcW w:type="dxa" w:w="1337"/>
+            <w:tcW w:type="dxa" w:w="1170"/>
           </w:tcPr>
           <w:p>
             <w:r>
@@ -4663,7 +4803,7 @@
         </w:tc>
         <w:tc>
           <w:tcPr>
-            <w:tcW w:type="dxa" w:w="1337"/>
+            <w:tcW w:type="dxa" w:w="1170"/>
           </w:tcPr>
           <w:p>
             <w:r>
@@ -4675,13 +4815,31 @@
               <w:rPr>
                 <w:b/>
               </w:rPr>
-              <w:t>avg_line_value</w:t>
+              <w:t>revenue_per_month</w:t>
             </w:r>
           </w:p>
         </w:tc>
         <w:tc>
           <w:tcPr>
-            <w:tcW w:type="dxa" w:w="1337"/>
+            <w:tcW w:type="dxa" w:w="1170"/>
+          </w:tcPr>
+          <w:p>
+            <w:r>
+              <w:rPr>
+                <w:b/>
+              </w:rPr>
+            </w:r>
+            <w:r>
+              <w:rPr>
+                <w:b/>
+              </w:rPr>
+              <w:t>avg_line_value</w:t>
+            </w:r>
+          </w:p>
+        </w:tc>
+        <w:tc>
+          <w:tcPr>
+            <w:tcW w:type="dxa" w:w="1170"/>
           </w:tcPr>
           <w:p>
             <w:r>
@@ -4701,7 +4859,7 @@
       <w:tr>
         <w:tc>
           <w:tcPr>
-            <w:tcW w:type="dxa" w:w="1337"/>
+            <w:tcW w:type="dxa" w:w="1170"/>
           </w:tcPr>
           <w:p>
             <w:pPr>
@@ -4722,7 +4880,7 @@
         </w:tc>
         <w:tc>
           <w:tcPr>
-            <w:tcW w:type="dxa" w:w="1337"/>
+            <w:tcW w:type="dxa" w:w="1170"/>
           </w:tcPr>
           <w:p>
             <w:pPr>
@@ -4737,13 +4895,13 @@
               <w:rPr>
                 <w:sz w:val="18"/>
               </w:rPr>
-              <w:t>171</w:t>
+              <w:t>9</w:t>
             </w:r>
           </w:p>
         </w:tc>
         <w:tc>
           <w:tcPr>
-            <w:tcW w:type="dxa" w:w="1337"/>
+            <w:tcW w:type="dxa" w:w="1170"/>
           </w:tcPr>
           <w:p>
             <w:pPr>
@@ -4758,13 +4916,13 @@
               <w:rPr>
                 <w:sz w:val="18"/>
               </w:rPr>
-              <w:t>1,695</w:t>
+              <w:t>167</w:t>
             </w:r>
           </w:p>
         </w:tc>
         <w:tc>
           <w:tcPr>
-            <w:tcW w:type="dxa" w:w="1337"/>
+            <w:tcW w:type="dxa" w:w="1170"/>
           </w:tcPr>
           <w:p>
             <w:pPr>
@@ -4779,13 +4937,13 @@
               <w:rPr>
                 <w:sz w:val="18"/>
               </w:rPr>
-              <w:t>859,401</w:t>
+              <w:t>836,410</w:t>
             </w:r>
           </w:p>
         </w:tc>
         <w:tc>
           <w:tcPr>
-            <w:tcW w:type="dxa" w:w="1337"/>
+            <w:tcW w:type="dxa" w:w="1170"/>
           </w:tcPr>
           <w:p>
             <w:pPr>
@@ -4800,13 +4958,13 @@
               <w:rPr>
                 <w:sz w:val="18"/>
               </w:rPr>
-              <w:t>224,103</w:t>
+              <w:t>217,911</w:t>
             </w:r>
           </w:p>
         </w:tc>
         <w:tc>
           <w:tcPr>
-            <w:tcW w:type="dxa" w:w="1337"/>
+            <w:tcW w:type="dxa" w:w="1170"/>
           </w:tcPr>
           <w:p>
             <w:pPr>
@@ -4821,13 +4979,13 @@
               <w:rPr>
                 <w:sz w:val="18"/>
               </w:rPr>
-              <w:t>5,025.74</w:t>
+              <w:t>92,934.44</w:t>
             </w:r>
           </w:p>
         </w:tc>
         <w:tc>
           <w:tcPr>
-            <w:tcW w:type="dxa" w:w="1337"/>
+            <w:tcW w:type="dxa" w:w="1170"/>
           </w:tcPr>
           <w:p>
             <w:pPr>
@@ -4842,7 +5000,28 @@
               <w:rPr>
                 <w:sz w:val="18"/>
               </w:rPr>
-              <w:t>26.08</w:t>
+              <w:t>5,008.44</w:t>
+            </w:r>
+          </w:p>
+        </w:tc>
+        <w:tc>
+          <w:tcPr>
+            <w:tcW w:type="dxa" w:w="1170"/>
+          </w:tcPr>
+          <w:p>
+            <w:pPr>
+              <w:spacing w:line="240" w:lineRule="auto"/>
+            </w:pPr>
+            <w:r>
+              <w:rPr>
+                <w:sz w:val="18"/>
+              </w:rPr>
+            </w:r>
+            <w:r>
+              <w:rPr>
+                <w:sz w:val="18"/>
+              </w:rPr>
+              <w:t>26.05</w:t>
             </w:r>
           </w:p>
         </w:tc>
@@ -4850,7 +5029,7 @@
       <w:tr>
         <w:tc>
           <w:tcPr>
-            <w:tcW w:type="dxa" w:w="1337"/>
+            <w:tcW w:type="dxa" w:w="1170"/>
           </w:tcPr>
           <w:p>
             <w:pPr>
@@ -4871,7 +5050,7 @@
         </w:tc>
         <w:tc>
           <w:tcPr>
-            <w:tcW w:type="dxa" w:w="1337"/>
+            <w:tcW w:type="dxa" w:w="1170"/>
           </w:tcPr>
           <w:p>
             <w:pPr>
@@ -4886,13 +5065,13 @@
               <w:rPr>
                 <w:sz w:val="18"/>
               </w:rPr>
-              <w:t>217</w:t>
+              <w:t>12</w:t>
             </w:r>
           </w:p>
         </w:tc>
         <w:tc>
           <w:tcPr>
-            <w:tcW w:type="dxa" w:w="1337"/>
+            <w:tcW w:type="dxa" w:w="1170"/>
           </w:tcPr>
           <w:p>
             <w:pPr>
@@ -4907,13 +5086,13 @@
               <w:rPr>
                 <w:sz w:val="18"/>
               </w:rPr>
-              <w:t>2,358</w:t>
+              <w:t>217</w:t>
             </w:r>
           </w:p>
         </w:tc>
         <w:tc>
           <w:tcPr>
-            <w:tcW w:type="dxa" w:w="1337"/>
+            <w:tcW w:type="dxa" w:w="1170"/>
           </w:tcPr>
           <w:p>
             <w:pPr>
@@ -4934,7 +5113,7 @@
         </w:tc>
         <w:tc>
           <w:tcPr>
-            <w:tcW w:type="dxa" w:w="1337"/>
+            <w:tcW w:type="dxa" w:w="1170"/>
           </w:tcPr>
           <w:p>
             <w:pPr>
@@ -4955,7 +5134,7 @@
         </w:tc>
         <w:tc>
           <w:tcPr>
-            <w:tcW w:type="dxa" w:w="1337"/>
+            <w:tcW w:type="dxa" w:w="1170"/>
           </w:tcPr>
           <w:p>
             <w:pPr>
@@ -4970,13 +5149,34 @@
               <w:rPr>
                 <w:sz w:val="18"/>
               </w:rPr>
-              <w:t>5,444.45</w:t>
+              <w:t>98,453.83</w:t>
             </w:r>
           </w:p>
         </w:tc>
         <w:tc>
           <w:tcPr>
-            <w:tcW w:type="dxa" w:w="1337"/>
+            <w:tcW w:type="dxa" w:w="1170"/>
+          </w:tcPr>
+          <w:p>
+            <w:pPr>
+              <w:spacing w:line="240" w:lineRule="auto"/>
+            </w:pPr>
+            <w:r>
+              <w:rPr>
+                <w:sz w:val="18"/>
+              </w:rPr>
+            </w:r>
+            <w:r>
+              <w:rPr>
+                <w:sz w:val="18"/>
+              </w:rPr>
+              <w:t>5,444.45</w:t>
+            </w:r>
+          </w:p>
+        </w:tc>
+        <w:tc>
+          <w:tcPr>
+            <w:tcW w:type="dxa" w:w="1170"/>
           </w:tcPr>
           <w:p>
             <w:pPr>
@@ -4999,7 +5199,7 @@
       <w:tr>
         <w:tc>
           <w:tcPr>
-            <w:tcW w:type="dxa" w:w="1337"/>
+            <w:tcW w:type="dxa" w:w="1170"/>
           </w:tcPr>
           <w:p>
             <w:pPr>
@@ -5020,7 +5220,7 @@
         </w:tc>
         <w:tc>
           <w:tcPr>
-            <w:tcW w:type="dxa" w:w="1337"/>
+            <w:tcW w:type="dxa" w:w="1170"/>
           </w:tcPr>
           <w:p>
             <w:pPr>
@@ -5035,13 +5235,13 @@
               <w:rPr>
                 <w:sz w:val="18"/>
               </w:rPr>
-              <w:t>288</w:t>
+              <w:t>12</w:t>
             </w:r>
           </w:p>
         </w:tc>
         <w:tc>
           <w:tcPr>
-            <w:tcW w:type="dxa" w:w="1337"/>
+            <w:tcW w:type="dxa" w:w="1170"/>
           </w:tcPr>
           <w:p>
             <w:pPr>
@@ -5056,13 +5256,13 @@
               <w:rPr>
                 <w:sz w:val="18"/>
               </w:rPr>
-              <w:t>3,234</w:t>
+              <w:t>288</w:t>
             </w:r>
           </w:p>
         </w:tc>
         <w:tc>
           <w:tcPr>
-            <w:tcW w:type="dxa" w:w="1337"/>
+            <w:tcW w:type="dxa" w:w="1170"/>
           </w:tcPr>
           <w:p>
             <w:pPr>
@@ -5083,7 +5283,7 @@
         </w:tc>
         <w:tc>
           <w:tcPr>
-            <w:tcW w:type="dxa" w:w="1337"/>
+            <w:tcW w:type="dxa" w:w="1170"/>
           </w:tcPr>
           <w:p>
             <w:pPr>
@@ -5104,7 +5304,7 @@
         </w:tc>
         <w:tc>
           <w:tcPr>
-            <w:tcW w:type="dxa" w:w="1337"/>
+            <w:tcW w:type="dxa" w:w="1170"/>
           </w:tcPr>
           <w:p>
             <w:pPr>
@@ -5119,13 +5319,34 @@
               <w:rPr>
                 <w:sz w:val="18"/>
               </w:rPr>
-              <w:t>5,068.66</w:t>
+              <w:t>121,647.92</w:t>
             </w:r>
           </w:p>
         </w:tc>
         <w:tc>
           <w:tcPr>
-            <w:tcW w:type="dxa" w:w="1337"/>
+            <w:tcW w:type="dxa" w:w="1170"/>
+          </w:tcPr>
+          <w:p>
+            <w:pPr>
+              <w:spacing w:line="240" w:lineRule="auto"/>
+            </w:pPr>
+            <w:r>
+              <w:rPr>
+                <w:sz w:val="18"/>
+              </w:rPr>
+            </w:r>
+            <w:r>
+              <w:rPr>
+                <w:sz w:val="18"/>
+              </w:rPr>
+              <w:t>5,068.66</w:t>
+            </w:r>
+          </w:p>
+        </w:tc>
+        <w:tc>
+          <w:tcPr>
+            <w:tcW w:type="dxa" w:w="1170"/>
           </w:tcPr>
           <w:p>
             <w:pPr>
@@ -5148,7 +5369,7 @@
       <w:tr>
         <w:tc>
           <w:tcPr>
-            <w:tcW w:type="dxa" w:w="1337"/>
+            <w:tcW w:type="dxa" w:w="1170"/>
           </w:tcPr>
           <w:p>
             <w:pPr>
@@ -5169,7 +5390,7 @@
         </w:tc>
         <w:tc>
           <w:tcPr>
-            <w:tcW w:type="dxa" w:w="1337"/>
+            <w:tcW w:type="dxa" w:w="1170"/>
           </w:tcPr>
           <w:p>
             <w:pPr>
@@ -5184,13 +5405,13 @@
               <w:rPr>
                 <w:sz w:val="18"/>
               </w:rPr>
-              <w:t>234</w:t>
+              <w:t>12</w:t>
             </w:r>
           </w:p>
         </w:tc>
         <w:tc>
           <w:tcPr>
-            <w:tcW w:type="dxa" w:w="1337"/>
+            <w:tcW w:type="dxa" w:w="1170"/>
           </w:tcPr>
           <w:p>
             <w:pPr>
@@ -5205,13 +5426,13 @@
               <w:rPr>
                 <w:sz w:val="18"/>
               </w:rPr>
-              <w:t>2,497</w:t>
+              <w:t>234</w:t>
             </w:r>
           </w:p>
         </w:tc>
         <w:tc>
           <w:tcPr>
-            <w:tcW w:type="dxa" w:w="1337"/>
+            <w:tcW w:type="dxa" w:w="1170"/>
           </w:tcPr>
           <w:p>
             <w:pPr>
@@ -5232,7 +5453,7 @@
         </w:tc>
         <w:tc>
           <w:tcPr>
-            <w:tcW w:type="dxa" w:w="1337"/>
+            <w:tcW w:type="dxa" w:w="1170"/>
           </w:tcPr>
           <w:p>
             <w:pPr>
@@ -5253,7 +5474,7 @@
         </w:tc>
         <w:tc>
           <w:tcPr>
-            <w:tcW w:type="dxa" w:w="1337"/>
+            <w:tcW w:type="dxa" w:w="1170"/>
           </w:tcPr>
           <w:p>
             <w:pPr>
@@ -5268,13 +5489,34 @@
               <w:rPr>
                 <w:sz w:val="18"/>
               </w:rPr>
-              <w:t>5,255.23</w:t>
+              <w:t>102,476.92</w:t>
             </w:r>
           </w:p>
         </w:tc>
         <w:tc>
           <w:tcPr>
-            <w:tcW w:type="dxa" w:w="1337"/>
+            <w:tcW w:type="dxa" w:w="1170"/>
+          </w:tcPr>
+          <w:p>
+            <w:pPr>
+              <w:spacing w:line="240" w:lineRule="auto"/>
+            </w:pPr>
+            <w:r>
+              <w:rPr>
+                <w:sz w:val="18"/>
+              </w:rPr>
+            </w:r>
+            <w:r>
+              <w:rPr>
+                <w:sz w:val="18"/>
+              </w:rPr>
+              <w:t>5,255.23</w:t>
+            </w:r>
+          </w:p>
+        </w:tc>
+        <w:tc>
+          <w:tcPr>
+            <w:tcW w:type="dxa" w:w="1170"/>
           </w:tcPr>
           <w:p>
             <w:pPr>
@@ -5297,7 +5539,7 @@
       <w:tr>
         <w:tc>
           <w:tcPr>
-            <w:tcW w:type="dxa" w:w="1337"/>
+            <w:tcW w:type="dxa" w:w="1170"/>
           </w:tcPr>
           <w:p>
             <w:pPr>
@@ -5318,7 +5560,7 @@
         </w:tc>
         <w:tc>
           <w:tcPr>
-            <w:tcW w:type="dxa" w:w="1337"/>
+            <w:tcW w:type="dxa" w:w="1170"/>
           </w:tcPr>
           <w:p>
             <w:pPr>
@@ -5333,13 +5575,13 @@
               <w:rPr>
                 <w:sz w:val="18"/>
               </w:rPr>
-              <w:t>240</w:t>
+              <w:t>12</w:t>
             </w:r>
           </w:p>
         </w:tc>
         <w:tc>
           <w:tcPr>
-            <w:tcW w:type="dxa" w:w="1337"/>
+            <w:tcW w:type="dxa" w:w="1170"/>
           </w:tcPr>
           <w:p>
             <w:pPr>
@@ -5354,13 +5596,13 @@
               <w:rPr>
                 <w:sz w:val="18"/>
               </w:rPr>
-              <w:t>2,523</w:t>
+              <w:t>240</w:t>
             </w:r>
           </w:p>
         </w:tc>
         <w:tc>
           <w:tcPr>
-            <w:tcW w:type="dxa" w:w="1337"/>
+            <w:tcW w:type="dxa" w:w="1170"/>
           </w:tcPr>
           <w:p>
             <w:pPr>
@@ -5381,7 +5623,7 @@
         </w:tc>
         <w:tc>
           <w:tcPr>
-            <w:tcW w:type="dxa" w:w="1337"/>
+            <w:tcW w:type="dxa" w:w="1170"/>
           </w:tcPr>
           <w:p>
             <w:pPr>
@@ -5402,7 +5644,7 @@
         </w:tc>
         <w:tc>
           <w:tcPr>
-            <w:tcW w:type="dxa" w:w="1337"/>
+            <w:tcW w:type="dxa" w:w="1170"/>
           </w:tcPr>
           <w:p>
             <w:pPr>
@@ -5417,13 +5659,34 @@
               <w:rPr>
                 <w:sz w:val="18"/>
               </w:rPr>
-              <w:t>5,010.32</w:t>
+              <w:t>100,206.50</w:t>
             </w:r>
           </w:p>
         </w:tc>
         <w:tc>
           <w:tcPr>
-            <w:tcW w:type="dxa" w:w="1337"/>
+            <w:tcW w:type="dxa" w:w="1170"/>
+          </w:tcPr>
+          <w:p>
+            <w:pPr>
+              <w:spacing w:line="240" w:lineRule="auto"/>
+            </w:pPr>
+            <w:r>
+              <w:rPr>
+                <w:sz w:val="18"/>
+              </w:rPr>
+            </w:r>
+            <w:r>
+              <w:rPr>
+                <w:sz w:val="18"/>
+              </w:rPr>
+              <w:t>5,010.32</w:t>
+            </w:r>
+          </w:p>
+        </w:tc>
+        <w:tc>
+          <w:tcPr>
+            <w:tcW w:type="dxa" w:w="1170"/>
           </w:tcPr>
           <w:p>
             <w:pPr>
@@ -5466,7 +5729,29 @@
         <w:t>What it says.</w:t>
       </w:r>
       <w:r>
-        <w:t xml:space="preserve"> Growth stopped in 2022. The decisive detail is in the last two columns: </w:t>
+        <w:t xml:space="preserve"> Growth stopped in 2022. Watch the </w:t>
+      </w:r>
+      <w:r>
+        <w:rPr>
+          <w:rFonts w:ascii="Consolas" w:hAnsi="Consolas"/>
+          <w:color w:val="2F6F9F"/>
+          <w:sz w:val="18"/>
+        </w:rPr>
+        <w:t>months</w:t>
+      </w:r>
+      <w:r>
+        <w:t xml:space="preserve"> column first: 2020 has only nine, so the comparison must use </w:t>
+      </w:r>
+      <w:r>
+        <w:rPr>
+          <w:rFonts w:ascii="Consolas" w:hAnsi="Consolas"/>
+          <w:color w:val="2F6F9F"/>
+          <w:sz w:val="18"/>
+        </w:rPr>
+        <w:t>revenue_per_month</w:t>
+      </w:r>
+      <w:r>
+        <w:t xml:space="preserve">. The decisive detail is then that </w:t>
       </w:r>
       <w:r>
         <w:rPr>
@@ -5475,16 +5760,16 @@
         <w:t>average line value barely moved</w:t>
       </w:r>
       <w:r>
-        <w:t xml:space="preserve"> (5,010–5,444, a 9% spread) while </w:t>
+        <w:t xml:space="preserve"> (5,008–5,444, a 9% spread) while </w:t>
       </w:r>
       <w:r>
         <w:rPr>
           <w:b/>
         </w:rPr>
-        <w:t>line count moved a lot</w:t>
-      </w:r>
-      <w:r>
-        <w:t xml:space="preserve"> (171 → 288 → 240). The company is writing </w:t>
+        <w:t>orders per month moved a lot</w:t>
+      </w:r>
+      <w:r>
+        <w:t xml:space="preserve"> (18.6 → 24.0 → 20.0). The company is writing </w:t>
       </w:r>
       <w:r>
         <w:rPr>
@@ -5651,7 +5936,7 @@
         <w:rPr>
           <w:b/>
         </w:rPr>
-        <w:t>11.05%</w:t>
+        <w:t>11.09%</w:t>
       </w:r>
       <w:r>
         <w:t xml:space="preserve"> of annual revenue and October </w:t>
@@ -5660,7 +5945,7 @@
         <w:rPr>
           <w:b/>
         </w:rPr>
-        <w:t>10.66%</w:t>
+        <w:t>10.70%</w:t>
       </w:r>
       <w:r>
         <w:t xml:space="preserve"> — together </w:t>
@@ -5669,7 +5954,7 @@
         <w:rPr>
           <w:b/>
         </w:rPr>
-        <w:t>21.7%</w:t>
+        <w:t>21.8%</w:t>
       </w:r>
       <w:r>
         <w:t xml:space="preserve">. January is the trough at </w:t>
@@ -5678,7 +5963,7 @@
         <w:rPr>
           <w:b/>
         </w:rPr>
-        <w:t>4.72%</w:t>
+        <w:t>4.73%</w:t>
       </w:r>
       <w:r>
         <w:t xml:space="preserve">, under 43% of a December. But the peak is driven by </w:t>
@@ -8703,7 +8988,7 @@
               <w:rPr>
                 <w:sz w:val="18"/>
               </w:rPr>
-              <w:t>20.76%</w:t>
+              <w:t>20.28%</w:t>
             </w:r>
           </w:p>
         </w:tc>
@@ -8725,7 +9010,7 @@
                 <w:b/>
                 <w:sz w:val="18"/>
               </w:rPr>
-              <w:t>30.61%</w:t>
+              <w:t>30.79%</w:t>
             </w:r>
           </w:p>
         </w:tc>
@@ -8746,7 +9031,7 @@
               <w:rPr>
                 <w:sz w:val="18"/>
               </w:rPr>
-              <w:t>23.55%</w:t>
+              <w:t>23.69%</w:t>
             </w:r>
           </w:p>
         </w:tc>
@@ -8767,7 +9052,7 @@
               <w:rPr>
                 <w:sz w:val="18"/>
               </w:rPr>
-              <w:t>25.09%</w:t>
+              <w:t>25.24%</w:t>
             </w:r>
           </w:p>
         </w:tc>
@@ -8919,7 +9204,7 @@
               <w:rPr>
                 <w:sz w:val="18"/>
               </w:rPr>
-              <w:t>17.47%</w:t>
+              <w:t>17.01%</w:t>
             </w:r>
           </w:p>
         </w:tc>
@@ -8940,7 +9225,7 @@
               <w:rPr>
                 <w:sz w:val="18"/>
               </w:rPr>
-              <w:t>24.86%</w:t>
+              <w:t>25.00%</w:t>
             </w:r>
           </w:p>
         </w:tc>
@@ -8961,7 +9246,7 @@
               <w:rPr>
                 <w:sz w:val="18"/>
               </w:rPr>
-              <w:t>25.68%</w:t>
+              <w:t>25.83%</w:t>
             </w:r>
           </w:p>
         </w:tc>
@@ -8983,7 +9268,7 @@
                 <w:b/>
                 <w:sz w:val="18"/>
               </w:rPr>
-              <w:t>31.98%</w:t>
+              <w:t>32.16%</w:t>
             </w:r>
           </w:p>
         </w:tc>
@@ -9020,7 +9305,7 @@
         <w:t>not universal</w:t>
       </w:r>
       <w:r>
-        <w:t xml:space="preserve">. Furniture and Office Supplies peak in Q4 (30.8%, 32.0%). </w:t>
+        <w:t xml:space="preserve">. Furniture and Office Supplies peak in Q4 (30.8%, 32.2%). </w:t>
       </w:r>
       <w:r>
         <w:rPr>
@@ -9038,7 +9323,7 @@
         <w:t>Q2</w:t>
       </w:r>
       <w:r>
-        <w:t xml:space="preserve"> at 30.61%, and Q4 is only its second-best quarter. Planning Electronics stock against the blended company curve therefore over-stocks it in Q4 and under-stocks it in Q2, every single year. The recommendation is per-category seasonal curves. Q1 is weakest for all three (17–21%), so it is the natural clearance window.</w:t>
+        <w:t xml:space="preserve"> at 30.79%, and Q4 is only its second-best quarter. Planning Electronics stock against the blended company curve therefore over-stocks it in Q4 and under-stocks it in Q2, every single year. The recommendation is per-category seasonal curves. Q1 is weakest for all three (17–20%), so it is the natural clearance window.</w:t>
       </w:r>
     </w:p>
     <w:p>
@@ -10695,7 +10980,7 @@
               <w:rPr>
                 <w:sz w:val="18"/>
               </w:rPr>
-              <w:t xml:space="preserve"> 2024 is 17.6% below peak, but margin and average order value never moved — fewer orders, not worse ones.</w:t>
+              <w:t xml:space="preserve"> 2024 is 17.6% below peak per month, but margin and average order value never moved — fewer orders, not worse ones.</w:t>
             </w:r>
           </w:p>
         </w:tc>
@@ -10716,7 +11001,7 @@
               <w:rPr>
                 <w:sz w:val="18"/>
               </w:rPr>
-              <w:t xml:space="preserve">Q3: revenue by year alongside </w:t>
+              <w:t xml:space="preserve">Q3: revenue per month by year alongside </w:t>
             </w:r>
             <w:r>
               <w:rPr>
@@ -11075,10 +11360,19 @@
         <w:rPr>
           <w:b/>
         </w:rPr>
-        <w:t>Why exclude 2025?</w:t>
-      </w:r>
-      <w:r>
-        <w:t xml:space="preserve"> The file stops on 15 March 2025 — 44 rows. Including it shows a fake ~80% collapse. </w:t>
+        <w:t>Why exclude 2025, and why is 2020 shown per month?</w:t>
+      </w:r>
+      <w:r>
+        <w:t xml:space="preserve"> The file stops on 15 March 2025 — 44 rows — so including 2025 shows a fake ~80% collapse. It also </w:t>
+      </w:r>
+      <w:r>
+        <w:rPr>
+          <w:i/>
+        </w:rPr>
+        <w:t>starts</w:t>
+      </w:r>
+      <w:r>
+        <w:t xml:space="preserve"> on 22 March 2020, so 2020 holds only nine complete months: comparing its part-year total against a full 2021 would suggest 69.9% growth when the like-for-like figure is 30.9%. </w:t>
       </w:r>
       <w:r>
         <w:rPr>
@@ -11086,10 +11380,65 @@
           <w:color w:val="2F6F9F"/>
           <w:sz w:val="18"/>
         </w:rPr>
-        <w:t>dim_date.is_complete_year</w:t>
-      </w:r>
-      <w:r>
-        <w:t xml:space="preserve"> fences it off so a file cut-off is never read as a business event.</w:t>
+        <w:t>is_complete_year</w:t>
+      </w:r>
+      <w:r>
+        <w:t xml:space="preserve"> and </w:t>
+      </w:r>
+      <w:r>
+        <w:rPr>
+          <w:rFonts w:ascii="Consolas" w:hAnsi="Consolas"/>
+          <w:color w:val="2F6F9F"/>
+          <w:sz w:val="18"/>
+        </w:rPr>
+        <w:t>is_complete_month</w:t>
+      </w:r>
+      <w:r>
+        <w:t xml:space="preserve"> fence off both ends, and Q3 reports </w:t>
+      </w:r>
+      <w:r>
+        <w:rPr>
+          <w:rFonts w:ascii="Consolas" w:hAnsi="Consolas"/>
+          <w:color w:val="2F6F9F"/>
+          <w:sz w:val="18"/>
+        </w:rPr>
+        <w:t>revenue_per_month</w:t>
+      </w:r>
+      <w:r>
+        <w:t xml:space="preserve"> so the comparison is fair on its face.</w:t>
+      </w:r>
+    </w:p>
+    <w:p>
+      <w:r>
+        <w:rPr>
+          <w:b/>
+        </w:rPr>
+        <w:t>What is the difference between the two date flags?</w:t>
+      </w:r>
+      <w:r>
+        <w:t xml:space="preserve"> </w:t>
+      </w:r>
+      <w:r>
+        <w:rPr>
+          <w:rFonts w:ascii="Consolas" w:hAnsi="Consolas"/>
+          <w:color w:val="2F6F9F"/>
+          <w:sz w:val="18"/>
+        </w:rPr>
+        <w:t>is_complete_year</w:t>
+      </w:r>
+      <w:r>
+        <w:t xml:space="preserve"> excludes 2025 entirely, for anything compared year on year. </w:t>
+      </w:r>
+      <w:r>
+        <w:rPr>
+          <w:rFonts w:ascii="Consolas" w:hAnsi="Consolas"/>
+          <w:color w:val="2F6F9F"/>
+          <w:sz w:val="18"/>
+        </w:rPr>
+        <w:t>is_complete_month</w:t>
+      </w:r>
+      <w:r>
+        <w:t xml:space="preserve"> excludes just the two part-months at the ends of the file (March 2020, March 2025), so a 10-day month never enters a monthly average. Together they define the 57-month analysis window, April 2020 to December 2024.</w:t>
       </w:r>
     </w:p>
     <w:p>

--- a/docs/Checkpoint_1_Explained.docx
+++ b/docs/Checkpoint_1_Explained.docx
@@ -5680,7 +5680,7 @@
               <w:rPr>
                 <w:sz w:val="18"/>
               </w:rPr>
-              <w:t>5,010.32</w:t>
+              <w:t>5,010.33</w:t>
             </w:r>
           </w:p>
         </w:tc>
@@ -11406,6 +11406,92 @@
       </w:r>
       <w:r>
         <w:t xml:space="preserve"> so the comparison is fair on its face.</w:t>
+      </w:r>
+    </w:p>
+    <w:p>
+      <w:r>
+        <w:rPr>
+          <w:b/>
+        </w:rPr>
+        <w:t>Why does the schema have backticks around `year_month`?</w:t>
+      </w:r>
+      <w:r>
+        <w:t xml:space="preserve"> Because </w:t>
+      </w:r>
+      <w:r>
+        <w:rPr>
+          <w:rFonts w:ascii="Consolas" w:hAnsi="Consolas"/>
+          <w:color w:val="2F6F9F"/>
+          <w:sz w:val="18"/>
+        </w:rPr>
+        <w:t>YEAR_MONTH</w:t>
+      </w:r>
+      <w:r>
+        <w:t xml:space="preserve"> is a </w:t>
+      </w:r>
+      <w:r>
+        <w:rPr>
+          <w:b/>
+        </w:rPr>
+        <w:t>reserved word</w:t>
+      </w:r>
+      <w:r>
+        <w:t xml:space="preserve"> in MySQL and MariaDB — it is the unit in </w:t>
+      </w:r>
+      <w:r>
+        <w:rPr>
+          <w:rFonts w:ascii="Consolas" w:hAnsi="Consolas"/>
+          <w:color w:val="2F6F9F"/>
+          <w:sz w:val="18"/>
+        </w:rPr>
+        <w:t>INTERVAL 1 YEAR_MONTH</w:t>
+      </w:r>
+      <w:r>
+        <w:t xml:space="preserve">. Writing </w:t>
+      </w:r>
+      <w:r>
+        <w:rPr>
+          <w:rFonts w:ascii="Consolas" w:hAnsi="Consolas"/>
+          <w:color w:val="2F6F9F"/>
+          <w:sz w:val="18"/>
+        </w:rPr>
+        <w:t>SELECT year_month FROM dim_date</w:t>
+      </w:r>
+      <w:r>
+        <w:t xml:space="preserve"> is a syntax error. Two things fix it: qualify it with the table name (</w:t>
+      </w:r>
+      <w:r>
+        <w:rPr>
+          <w:rFonts w:ascii="Consolas" w:hAnsi="Consolas"/>
+          <w:color w:val="2F6F9F"/>
+          <w:sz w:val="18"/>
+        </w:rPr>
+        <w:t>dim_date.year_month</w:t>
+      </w:r>
+      <w:r>
+        <w:t>) or wrap it in backticks (`</w:t>
+      </w:r>
+      <w:r>
+        <w:rPr>
+          <w:rFonts w:ascii="Consolas" w:hAnsi="Consolas"/>
+          <w:color w:val="2F6F9F"/>
+          <w:sz w:val="18"/>
+        </w:rPr>
+        <w:t xml:space="preserve"> </w:t>
+      </w:r>
+      <w:r>
+        <w:t>year_month</w:t>
+      </w:r>
+      <w:r>
+        <w:rPr>
+          <w:rFonts w:ascii="Consolas" w:hAnsi="Consolas"/>
+          <w:color w:val="2F6F9F"/>
+          <w:sz w:val="18"/>
+        </w:rPr>
+        <w:t xml:space="preserve"> </w:t>
+      </w:r>
+      <w:r>
+        <w:t>`). Every query in this project does one or the other, which is why they all run. This is worth knowing generally: reserved words are the commonest reason a perfectly-sensible column name refuses to work.</w:t>
       </w:r>
     </w:p>
     <w:p>

--- a/docs/Checkpoint_1_Explained.docx
+++ b/docs/Checkpoint_1_Explained.docx
@@ -789,7 +789,7 @@
         <w:br/>
         <w:t xml:space="preserve">        │</w:t>
         <w:br/>
-        <w:t xml:space="preserve">        ▼  clean_and_load.py  ── cleans, splits into 7 tables, checks foreign keys</w:t>
+        <w:t xml:space="preserve">        ▼  clean_and_load.py  ── cleans, splits into 8 tables, checks foreign keys</w:t>
         <w:br/>
         <w:t xml:space="preserve">   sales_trend.db  +  data/processed/*.csv  +  sql/03_insert_data.sql</w:t>
         <w:br/>
@@ -1867,7 +1867,7 @@
           <w:color w:val="2F6F9F"/>
           <w:sz w:val="18"/>
         </w:rPr>
-        <w:t>dim_customer</w:t>
+        <w:t>customers</w:t>
       </w:r>
       <w:r>
         <w:t xml:space="preserve"> has </w:t>
@@ -1953,7 +1953,7 @@
           <w:color w:val="2F6F9F"/>
           <w:sz w:val="18"/>
         </w:rPr>
-        <w:t>dim_date</w:t>
+        <w:t>dates</w:t>
       </w:r>
       <w:r>
         <w:t>.</w:t>
@@ -2057,7 +2057,7 @@
           <w:color w:val="2F6F9F"/>
           <w:sz w:val="18"/>
         </w:rPr>
-        <w:t>dim_date</w:t>
+        <w:t>dates</w:t>
       </w:r>
       <w:r>
         <w:t xml:space="preserve"> carries two flags:</w:t>
@@ -2376,10 +2376,10 @@
         <w:rPr>
           <w:b/>
         </w:rPr>
-        <w:t>7 tables</w:t>
-      </w:r>
-      <w:r>
-        <w:t>. The minimum was 2.</w:t>
+        <w:t>8 tables</w:t>
+      </w:r>
+      <w:r>
+        <w:t xml:space="preserve"> — one fact and seven dimensions. The minimum was 2.</w:t>
       </w:r>
     </w:p>
     <w:p>
@@ -2401,19 +2401,19 @@
           <w:color w:val="333D47"/>
           <w:sz w:val="17"/>
         </w:rPr>
-        <w:t>dim_state ──&lt; dim_city ──&lt; dim_customer ──┐</w:t>
+        <w:t>states ──&lt; cities ──&lt; customers ──┐</w:t>
         <w:br/>
         <w:t xml:space="preserve">                                          │</w:t>
         <w:br/>
-        <w:t>dim_category ──&lt; dim_sub_category ────────┼──&lt; fact_sales</w:t>
+        <w:t>categories ──&lt; sub_categories ────────┼──&lt; sales</w:t>
         <w:br/>
         <w:t xml:space="preserve">                                          │</w:t>
         <w:br/>
-        <w:t>dim_payment_mode ─────────────────────────┤</w:t>
+        <w:t>payment_modes ─────────────────────────┤</w:t>
         <w:br/>
         <w:t xml:space="preserve">                                          │</w:t>
         <w:br/>
-        <w:t>dim_date ─────────────────────────────────┘</w:t>
+        <w:t>dates ─────────────────────────────────┘</w:t>
       </w:r>
     </w:p>
     <w:p>
@@ -2437,6 +2437,414 @@
       </w:r>
       <w:r>
         <w:t xml:space="preserve"> holding the descriptive labels you slice those numbers by.</w:t>
+      </w:r>
+    </w:p>
+    <w:p>
+      <w:r>
+        <w:t>The tables are named plainly (</w:t>
+      </w:r>
+      <w:r>
+        <w:rPr>
+          <w:rFonts w:ascii="Consolas" w:hAnsi="Consolas"/>
+          <w:color w:val="2F6F9F"/>
+          <w:sz w:val="18"/>
+        </w:rPr>
+        <w:t>sales</w:t>
+      </w:r>
+      <w:r>
+        <w:t xml:space="preserve">, </w:t>
+      </w:r>
+      <w:r>
+        <w:rPr>
+          <w:rFonts w:ascii="Consolas" w:hAnsi="Consolas"/>
+          <w:color w:val="2F6F9F"/>
+          <w:sz w:val="18"/>
+        </w:rPr>
+        <w:t>customers</w:t>
+      </w:r>
+      <w:r>
+        <w:t xml:space="preserve">, </w:t>
+      </w:r>
+      <w:r>
+        <w:rPr>
+          <w:rFonts w:ascii="Consolas" w:hAnsi="Consolas"/>
+          <w:color w:val="2F6F9F"/>
+          <w:sz w:val="18"/>
+        </w:rPr>
+        <w:t>dates</w:t>
+      </w:r>
+      <w:r>
+        <w:t xml:space="preserve">) rather than with the </w:t>
+      </w:r>
+      <w:r>
+        <w:rPr>
+          <w:rFonts w:ascii="Consolas" w:hAnsi="Consolas"/>
+          <w:color w:val="2F6F9F"/>
+          <w:sz w:val="18"/>
+        </w:rPr>
+        <w:t>fact_</w:t>
+      </w:r>
+      <w:r>
+        <w:t>/</w:t>
+      </w:r>
+      <w:r>
+        <w:rPr>
+          <w:rFonts w:ascii="Consolas" w:hAnsi="Consolas"/>
+          <w:color w:val="2F6F9F"/>
+          <w:sz w:val="18"/>
+        </w:rPr>
+        <w:t>dim_</w:t>
+      </w:r>
+      <w:r>
+        <w:t xml:space="preserve"> prefixes some warehouses use, but the roles are unchanged and you should be able to name them:</w:t>
+      </w:r>
+    </w:p>
+    <w:tbl>
+      <w:tblPr>
+        <w:tblStyle w:val="LightGrid-Accent1"/>
+        <w:tblW w:type="auto" w:w="0"/>
+        <w:jc w:val="center"/>
+        <w:tblLayout w:type="autofit"/>
+        <w:tblLook w:firstColumn="1" w:firstRow="1" w:lastColumn="0" w:lastRow="0" w:noHBand="0" w:noVBand="1" w:val="04A0"/>
+      </w:tblPr>
+      <w:tblGrid>
+        <w:gridCol w:w="3120"/>
+        <w:gridCol w:w="3120"/>
+        <w:gridCol w:w="3120"/>
+      </w:tblGrid>
+      <w:tr>
+        <w:tc>
+          <w:tcPr>
+            <w:tcW w:type="dxa" w:w="3120"/>
+          </w:tcPr>
+          <w:p>
+            <w:r>
+              <w:rPr>
+                <w:b/>
+              </w:rPr>
+            </w:r>
+            <w:r>
+              <w:rPr>
+                <w:b/>
+              </w:rPr>
+              <w:t>Role</w:t>
+            </w:r>
+          </w:p>
+        </w:tc>
+        <w:tc>
+          <w:tcPr>
+            <w:tcW w:type="dxa" w:w="3120"/>
+          </w:tcPr>
+          <w:p>
+            <w:r>
+              <w:rPr>
+                <w:b/>
+              </w:rPr>
+            </w:r>
+            <w:r>
+              <w:rPr>
+                <w:b/>
+              </w:rPr>
+              <w:t>Tables here</w:t>
+            </w:r>
+          </w:p>
+        </w:tc>
+        <w:tc>
+          <w:tcPr>
+            <w:tcW w:type="dxa" w:w="3120"/>
+          </w:tcPr>
+          <w:p>
+            <w:r>
+              <w:rPr>
+                <w:b/>
+              </w:rPr>
+            </w:r>
+            <w:r>
+              <w:rPr>
+                <w:b/>
+              </w:rPr>
+              <w:t>Test</w:t>
+            </w:r>
+          </w:p>
+        </w:tc>
+      </w:tr>
+      <w:tr>
+        <w:tc>
+          <w:tcPr>
+            <w:tcW w:type="dxa" w:w="3120"/>
+          </w:tcPr>
+          <w:p>
+            <w:pPr>
+              <w:spacing w:line="240" w:lineRule="auto"/>
+            </w:pPr>
+            <w:r>
+              <w:rPr>
+                <w:sz w:val="18"/>
+              </w:rPr>
+            </w:r>
+            <w:r>
+              <w:rPr>
+                <w:b/>
+                <w:sz w:val="18"/>
+              </w:rPr>
+              <w:t>Fact</w:t>
+            </w:r>
+          </w:p>
+        </w:tc>
+        <w:tc>
+          <w:tcPr>
+            <w:tcW w:type="dxa" w:w="3120"/>
+          </w:tcPr>
+          <w:p>
+            <w:pPr>
+              <w:spacing w:line="240" w:lineRule="auto"/>
+            </w:pPr>
+            <w:r>
+              <w:rPr>
+                <w:sz w:val="18"/>
+              </w:rPr>
+            </w:r>
+            <w:r>
+              <w:rPr>
+                <w:rFonts w:ascii="Consolas" w:hAnsi="Consolas"/>
+                <w:color w:val="2F6F9F"/>
+                <w:sz w:val="18"/>
+              </w:rPr>
+              <w:t>sales</w:t>
+            </w:r>
+          </w:p>
+        </w:tc>
+        <w:tc>
+          <w:tcPr>
+            <w:tcW w:type="dxa" w:w="3120"/>
+          </w:tcPr>
+          <w:p>
+            <w:pPr>
+              <w:spacing w:line="240" w:lineRule="auto"/>
+            </w:pPr>
+            <w:r>
+              <w:rPr>
+                <w:sz w:val="18"/>
+              </w:rPr>
+            </w:r>
+            <w:r>
+              <w:rPr>
+                <w:sz w:val="18"/>
+              </w:rPr>
+              <w:t xml:space="preserve">Its numbers add up meaningfully. </w:t>
+            </w:r>
+            <w:r>
+              <w:rPr>
+                <w:rFonts w:ascii="Consolas" w:hAnsi="Consolas"/>
+                <w:color w:val="2F6F9F"/>
+                <w:sz w:val="18"/>
+              </w:rPr>
+              <w:t>SUM(amount)</w:t>
+            </w:r>
+            <w:r>
+              <w:rPr>
+                <w:sz w:val="18"/>
+              </w:rPr>
+              <w:t xml:space="preserve"> is total revenue.</w:t>
+            </w:r>
+          </w:p>
+        </w:tc>
+      </w:tr>
+      <w:tr>
+        <w:tc>
+          <w:tcPr>
+            <w:tcW w:type="dxa" w:w="3120"/>
+          </w:tcPr>
+          <w:p>
+            <w:pPr>
+              <w:spacing w:line="240" w:lineRule="auto"/>
+            </w:pPr>
+            <w:r>
+              <w:rPr>
+                <w:sz w:val="18"/>
+              </w:rPr>
+            </w:r>
+            <w:r>
+              <w:rPr>
+                <w:b/>
+                <w:sz w:val="18"/>
+              </w:rPr>
+              <w:t>Dimension</w:t>
+            </w:r>
+          </w:p>
+        </w:tc>
+        <w:tc>
+          <w:tcPr>
+            <w:tcW w:type="dxa" w:w="3120"/>
+          </w:tcPr>
+          <w:p>
+            <w:pPr>
+              <w:spacing w:line="240" w:lineRule="auto"/>
+            </w:pPr>
+            <w:r>
+              <w:rPr>
+                <w:sz w:val="18"/>
+              </w:rPr>
+            </w:r>
+            <w:r>
+              <w:rPr>
+                <w:rFonts w:ascii="Consolas" w:hAnsi="Consolas"/>
+                <w:color w:val="2F6F9F"/>
+                <w:sz w:val="18"/>
+              </w:rPr>
+              <w:t>states</w:t>
+            </w:r>
+            <w:r>
+              <w:rPr>
+                <w:sz w:val="18"/>
+              </w:rPr>
+              <w:t xml:space="preserve">, </w:t>
+            </w:r>
+            <w:r>
+              <w:rPr>
+                <w:rFonts w:ascii="Consolas" w:hAnsi="Consolas"/>
+                <w:color w:val="2F6F9F"/>
+                <w:sz w:val="18"/>
+              </w:rPr>
+              <w:t>cities</w:t>
+            </w:r>
+            <w:r>
+              <w:rPr>
+                <w:sz w:val="18"/>
+              </w:rPr>
+              <w:t xml:space="preserve">, </w:t>
+            </w:r>
+            <w:r>
+              <w:rPr>
+                <w:rFonts w:ascii="Consolas" w:hAnsi="Consolas"/>
+                <w:color w:val="2F6F9F"/>
+                <w:sz w:val="18"/>
+              </w:rPr>
+              <w:t>customers</w:t>
+            </w:r>
+            <w:r>
+              <w:rPr>
+                <w:sz w:val="18"/>
+              </w:rPr>
+              <w:t xml:space="preserve">, </w:t>
+            </w:r>
+            <w:r>
+              <w:rPr>
+                <w:rFonts w:ascii="Consolas" w:hAnsi="Consolas"/>
+                <w:color w:val="2F6F9F"/>
+                <w:sz w:val="18"/>
+              </w:rPr>
+              <w:t>categories</w:t>
+            </w:r>
+            <w:r>
+              <w:rPr>
+                <w:sz w:val="18"/>
+              </w:rPr>
+              <w:t xml:space="preserve">, </w:t>
+            </w:r>
+            <w:r>
+              <w:rPr>
+                <w:rFonts w:ascii="Consolas" w:hAnsi="Consolas"/>
+                <w:color w:val="2F6F9F"/>
+                <w:sz w:val="18"/>
+              </w:rPr>
+              <w:t>sub_categories</w:t>
+            </w:r>
+            <w:r>
+              <w:rPr>
+                <w:sz w:val="18"/>
+              </w:rPr>
+              <w:t xml:space="preserve">, </w:t>
+            </w:r>
+            <w:r>
+              <w:rPr>
+                <w:rFonts w:ascii="Consolas" w:hAnsi="Consolas"/>
+                <w:color w:val="2F6F9F"/>
+                <w:sz w:val="18"/>
+              </w:rPr>
+              <w:t>payment_modes</w:t>
+            </w:r>
+            <w:r>
+              <w:rPr>
+                <w:sz w:val="18"/>
+              </w:rPr>
+              <w:t xml:space="preserve">, </w:t>
+            </w:r>
+            <w:r>
+              <w:rPr>
+                <w:rFonts w:ascii="Consolas" w:hAnsi="Consolas"/>
+                <w:color w:val="2F6F9F"/>
+                <w:sz w:val="18"/>
+              </w:rPr>
+              <w:t>dates</w:t>
+            </w:r>
+          </w:p>
+        </w:tc>
+        <w:tc>
+          <w:tcPr>
+            <w:tcW w:type="dxa" w:w="3120"/>
+          </w:tcPr>
+          <w:p>
+            <w:pPr>
+              <w:spacing w:line="240" w:lineRule="auto"/>
+            </w:pPr>
+            <w:r>
+              <w:rPr>
+                <w:sz w:val="18"/>
+              </w:rPr>
+            </w:r>
+            <w:r>
+              <w:rPr>
+                <w:sz w:val="18"/>
+              </w:rPr>
+              <w:t xml:space="preserve">They describe and label. Summing </w:t>
+            </w:r>
+            <w:r>
+              <w:rPr>
+                <w:rFonts w:ascii="Consolas" w:hAnsi="Consolas"/>
+                <w:color w:val="2F6F9F"/>
+                <w:sz w:val="18"/>
+              </w:rPr>
+              <w:t>customer_id</w:t>
+            </w:r>
+            <w:r>
+              <w:rPr>
+                <w:sz w:val="18"/>
+              </w:rPr>
+              <w:t xml:space="preserve"> would be nonsense.</w:t>
+            </w:r>
+          </w:p>
+        </w:tc>
+      </w:tr>
+    </w:tbl>
+    <w:p>
+      <w:pPr>
+        <w:spacing w:after="200" w:line="240" w:lineRule="auto"/>
+        <w:jc w:val="center"/>
+      </w:pPr>
+      <w:r>
+        <w:rPr>
+          <w:i/>
+          <w:color w:val="7B8994"/>
+          <w:sz w:val="20"/>
+        </w:rPr>
+        <w:t>Table 4. The shape: a star schema</w:t>
+      </w:r>
+    </w:p>
+    <w:p>
+      <w:r>
+        <w:t xml:space="preserve">If you are asked which is the fact table, the answer is </w:t>
+      </w:r>
+      <w:r>
+        <w:rPr>
+          <w:rFonts w:ascii="Consolas" w:hAnsi="Consolas"/>
+          <w:color w:val="2F6F9F"/>
+          <w:sz w:val="18"/>
+        </w:rPr>
+        <w:t>sales</w:t>
+      </w:r>
+      <w:r>
+        <w:t>, and the reason is the grain and the additive measures below - not the name.</w:t>
       </w:r>
     </w:p>
     <w:p>
@@ -2516,7 +2924,7 @@
           <w:color w:val="2F6F9F"/>
           <w:sz w:val="18"/>
         </w:rPr>
-        <w:t>fact_sales</w:t>
+        <w:t>sales</w:t>
       </w:r>
       <w:r>
         <w:rPr>
@@ -2568,7 +2976,7 @@
         <w:pStyle w:val="Heading3"/>
       </w:pPr>
       <w:r>
-        <w:t>The seven tables</w:t>
+        <w:t>The eight tables</w:t>
       </w:r>
     </w:p>
     <w:tbl>
@@ -2679,7 +3087,7 @@
                 <w:color w:val="2F6F9F"/>
                 <w:sz w:val="18"/>
               </w:rPr>
-              <w:t>dim_state</w:t>
+              <w:t>states</w:t>
             </w:r>
           </w:p>
         </w:tc>
@@ -2769,7 +3177,7 @@
                 <w:color w:val="2F6F9F"/>
                 <w:sz w:val="18"/>
               </w:rPr>
-              <w:t>dim_city</w:t>
+              <w:t>cities</w:t>
             </w:r>
           </w:p>
         </w:tc>
@@ -2859,7 +3267,7 @@
                 <w:color w:val="2F6F9F"/>
                 <w:sz w:val="18"/>
               </w:rPr>
-              <w:t>dim_customer</w:t>
+              <w:t>customers</w:t>
             </w:r>
           </w:p>
         </w:tc>
@@ -2949,7 +3357,7 @@
                 <w:color w:val="2F6F9F"/>
                 <w:sz w:val="18"/>
               </w:rPr>
-              <w:t>dim_category</w:t>
+              <w:t>categories</w:t>
             </w:r>
           </w:p>
         </w:tc>
@@ -3039,7 +3447,7 @@
                 <w:color w:val="2F6F9F"/>
                 <w:sz w:val="18"/>
               </w:rPr>
-              <w:t>dim_sub_category</w:t>
+              <w:t>sub_categories</w:t>
             </w:r>
           </w:p>
         </w:tc>
@@ -3129,7 +3537,7 @@
                 <w:color w:val="2F6F9F"/>
                 <w:sz w:val="18"/>
               </w:rPr>
-              <w:t>dim_payment_mode</w:t>
+              <w:t>payment_modes</w:t>
             </w:r>
           </w:p>
         </w:tc>
@@ -3219,7 +3627,7 @@
                 <w:color w:val="2F6F9F"/>
                 <w:sz w:val="18"/>
               </w:rPr>
-              <w:t>dim_date</w:t>
+              <w:t>dates</w:t>
             </w:r>
           </w:p>
         </w:tc>
@@ -3309,7 +3717,7 @@
                 <w:color w:val="2F6F9F"/>
                 <w:sz w:val="18"/>
               </w:rPr>
-              <w:t>fact_sales</w:t>
+              <w:t>sales</w:t>
             </w:r>
           </w:p>
         </w:tc>
@@ -3391,7 +3799,7 @@
           <w:color w:val="7B8994"/>
           <w:sz w:val="20"/>
         </w:rPr>
-        <w:t>Table 4. The seven tables</w:t>
+        <w:t>Table 5. The eight tables</w:t>
       </w:r>
     </w:p>
     <w:p>
@@ -3401,7 +3809,7 @@
           <w:color w:val="2F6F9F"/>
           <w:sz w:val="18"/>
         </w:rPr>
-        <w:t>fact_sales</w:t>
+        <w:t>sales</w:t>
       </w:r>
       <w:r>
         <w:t xml:space="preserve"> has exactly the 1,194 rows of the raw file. </w:t>
@@ -3501,7 +3909,7 @@
           <w:color w:val="2F6F9F"/>
           <w:sz w:val="18"/>
         </w:rPr>
-        <w:t>dim_customer</w:t>
+        <w:t>customers</w:t>
       </w:r>
       <w:r>
         <w:t xml:space="preserve"> as text. Splitting into </w:t>
@@ -3512,7 +3920,7 @@
           <w:color w:val="2F6F9F"/>
           <w:sz w:val="18"/>
         </w:rPr>
-        <w:t>dim_state → dim_city → dim_customer</w:t>
+        <w:t>states → cities → customers</w:t>
       </w:r>
       <w:r>
         <w:t xml:space="preserve"> instead means:</w:t>
@@ -3562,7 +3970,7 @@
           <w:color w:val="2F6F9F"/>
           <w:sz w:val="18"/>
         </w:rPr>
-        <w:t>dim_category → dim_sub_category</w:t>
+        <w:t>categories → sub_categories</w:t>
       </w:r>
       <w:r>
         <w:t>.</w:t>
@@ -3573,7 +3981,7 @@
         <w:pStyle w:val="Heading3"/>
       </w:pPr>
       <w:r>
-        <w:t>Why `dim_date` exists</w:t>
+        <w:t>Why `dates` exists</w:t>
       </w:r>
     </w:p>
     <w:p>
@@ -4069,7 +4477,7 @@
         </w:rPr>
         <w:t>SELECT sale_id, order_ref, order_date, quantity, amount, profit</w:t>
         <w:br/>
-        <w:t>FROM fact_sales</w:t>
+        <w:t>FROM sales</w:t>
         <w:br/>
         <w:t>WHERE order_date &gt;= '2024-01-01'</w:t>
         <w:br/>
@@ -4106,7 +4514,7 @@
           <w:color w:val="2F6F9F"/>
           <w:sz w:val="18"/>
         </w:rPr>
-        <w:t>FROM fact_sales</w:t>
+        <w:t>FROM sales</w:t>
       </w:r>
       <w:r>
         <w:t xml:space="preserve"> — one table only; this is deliberately the simplest query.</w:t>
@@ -4234,7 +4642,7 @@
         <w:br/>
         <w:t xml:space="preserve">       ROUND(100.0 * profit / amount, 2) AS margin_pct</w:t>
         <w:br/>
-        <w:t>FROM fact_sales</w:t>
+        <w:t>FROM sales</w:t>
         <w:br/>
         <w:t>WHERE quantity &gt;= 15</w:t>
         <w:br/>
@@ -4431,9 +4839,9 @@
         <w:br/>
         <w:t xml:space="preserve">       ROUND(100.0 * SUM(f.profit) / SUM(f.amount), 2) AS margin_pct</w:t>
         <w:br/>
-        <w:t>FROM fact_sales AS f</w:t>
+        <w:t>FROM sales AS f</w:t>
         <w:br/>
-        <w:t>JOIN dim_date AS d ON d.order_date = f.order_date</w:t>
+        <w:t>JOIN dates AS d ON d.order_date = f.order_date</w:t>
         <w:br/>
         <w:t>WHERE d.is_complete_year = 1</w:t>
         <w:br/>
@@ -4494,7 +4902,7 @@
           <w:color w:val="2F6F9F"/>
           <w:sz w:val="18"/>
         </w:rPr>
-        <w:t>fact_sales.amount</w:t>
+        <w:t>sales.amount</w:t>
       </w:r>
       <w:r>
         <w:t>.</w:t>
@@ -4510,7 +4918,7 @@
           <w:color w:val="2F6F9F"/>
           <w:sz w:val="18"/>
         </w:rPr>
-        <w:t>JOIN dim_date AS d ON d.order_date = f.order_date</w:t>
+        <w:t>JOIN dates AS d ON d.order_date = f.order_date</w:t>
       </w:r>
       <w:r>
         <w:t xml:space="preserve"> — matches each sale to its calendar row. The </w:t>
@@ -5718,7 +6126,7 @@
           <w:color w:val="7B8994"/>
           <w:sz w:val="20"/>
         </w:rPr>
-        <w:t>Table 5. Q3 — annual sales trend (the headline query)</w:t>
+        <w:t>Table 6. Q3 — annual sales trend (the headline query)</w:t>
       </w:r>
     </w:p>
     <w:p>
@@ -5810,17 +6218,17 @@
         <w:br/>
         <w:t xml:space="preserve">       ROUND(100.0 * SUM(f.amount) / (</w:t>
         <w:br/>
-        <w:t xml:space="preserve">           SELECT SUM(f2.amount) FROM fact_sales AS f2</w:t>
+        <w:t xml:space="preserve">           SELECT SUM(f2.amount) FROM sales AS f2</w:t>
         <w:br/>
-        <w:t xml:space="preserve">           JOIN dim_date AS d2 ON d2.order_date = f2.order_date</w:t>
+        <w:t xml:space="preserve">           JOIN dates AS d2 ON d2.order_date = f2.order_date</w:t>
         <w:br/>
         <w:t xml:space="preserve">           WHERE d2.is_complete_year = 1</w:t>
         <w:br/>
         <w:t xml:space="preserve">       ), 2) AS pct_of_total_revenue</w:t>
         <w:br/>
-        <w:t>FROM fact_sales AS f</w:t>
+        <w:t>FROM sales AS f</w:t>
         <w:br/>
-        <w:t>JOIN dim_date AS d ON d.order_date = f.order_date</w:t>
+        <w:t>JOIN dates AS d ON d.order_date = f.order_date</w:t>
         <w:br/>
         <w:t>WHERE d.is_complete_year = 1</w:t>
         <w:br/>
@@ -6033,13 +6441,13 @@
           <w:color w:val="333D47"/>
           <w:sz w:val="17"/>
         </w:rPr>
-        <w:t>FROM fact_sales AS f</w:t>
+        <w:t>FROM sales AS f</w:t>
         <w:br/>
-        <w:t>JOIN dim_date         AS d ON d.order_date      = f.order_date</w:t>
+        <w:t>JOIN dates         AS d ON d.order_date      = f.order_date</w:t>
         <w:br/>
-        <w:t>JOIN dim_sub_category AS s ON s.sub_category_id = f.sub_category_id</w:t>
+        <w:t>JOIN sub_categories AS s ON s.sub_category_id = f.sub_category_id</w:t>
         <w:br/>
-        <w:t>JOIN dim_category     AS c ON c.category_id     = s.category_id</w:t>
+        <w:t>JOIN categories     AS c ON c.category_id     = s.category_id</w:t>
         <w:br/>
         <w:t>WHERE d.is_complete_year = 1</w:t>
         <w:br/>
@@ -6065,7 +6473,7 @@
           <w:color w:val="2F6F9F"/>
           <w:sz w:val="18"/>
         </w:rPr>
-        <w:t>fact_sales</w:t>
+        <w:t>sales</w:t>
       </w:r>
       <w:r>
         <w:t xml:space="preserve"> has no direct link to </w:t>
@@ -6076,7 +6484,7 @@
           <w:color w:val="2F6F9F"/>
           <w:sz w:val="18"/>
         </w:rPr>
-        <w:t>dim_category</w:t>
+        <w:t>categories</w:t>
       </w:r>
       <w:r>
         <w:t xml:space="preserve">. It knows its sub-category, and the sub-category knows its category. So you hop </w:t>
@@ -6087,7 +6495,7 @@
           <w:color w:val="2F6F9F"/>
           <w:sz w:val="18"/>
         </w:rPr>
-        <w:t>fact_sales → dim_sub_category → dim_category</w:t>
+        <w:t>sales → sub_categories → categories</w:t>
       </w:r>
       <w:r>
         <w:t>. Being able to trace that path is the point of the exercise.</w:t>
@@ -6624,7 +7032,7 @@
           <w:color w:val="7B8994"/>
           <w:sz w:val="20"/>
         </w:rPr>
-        <w:t>Table 6. Q5 — revenue by category per year</w:t>
+        <w:t>Table 7. Q5 — revenue by category per year</w:t>
       </w:r>
     </w:p>
     <w:p>
@@ -6675,13 +7083,13 @@
           <w:color w:val="333D47"/>
           <w:sz w:val="17"/>
         </w:rPr>
-        <w:t>FROM fact_sales   AS f</w:t>
+        <w:t>FROM sales   AS f</w:t>
         <w:br/>
-        <w:t>JOIN dim_customer AS cu ON cu.customer_id = f.customer_id</w:t>
+        <w:t>JOIN customers AS cu ON cu.customer_id = f.customer_id</w:t>
         <w:br/>
-        <w:t>JOIN dim_city     AS ci ON ci.city_id     = cu.city_id</w:t>
+        <w:t>JOIN cities     AS ci ON ci.city_id     = cu.city_id</w:t>
         <w:br/>
-        <w:t>JOIN dim_state    AS st ON st.state_id    = ci.state_id</w:t>
+        <w:t>JOIN states    AS st ON st.state_id    = ci.state_id</w:t>
         <w:br/>
         <w:t>GROUP BY st.state_name, ci.city_name</w:t>
         <w:br/>
@@ -8672,7 +9080,7 @@
           <w:color w:val="7B8994"/>
           <w:sz w:val="20"/>
         </w:rPr>
-        <w:t>Table 7. Q7 — which sub-categories caused the plateau (Question 2)</w:t>
+        <w:t>Table 8. Q7 — which sub-categories caused the plateau (Question 2)</w:t>
       </w:r>
     </w:p>
     <w:p>
@@ -9285,7 +9693,7 @@
           <w:color w:val="7B8994"/>
           <w:sz w:val="20"/>
         </w:rPr>
-        <w:t>Table 8. Q8 — is the Q4 peak universal? (Question 3)</w:t>
+        <w:t>Table 9. Q8 — is the Q4 peak universal? (Question 3)</w:t>
       </w:r>
     </w:p>
     <w:p>
@@ -10646,7 +11054,7 @@
           <w:color w:val="7B8994"/>
           <w:sz w:val="20"/>
         </w:rPr>
-        <w:t>Table 9. 7. SQL concepts used</w:t>
+        <w:t>Table 10. 7. SQL concepts used</w:t>
       </w:r>
     </w:p>
     <w:p>
@@ -11248,7 +11656,7 @@
           <w:color w:val="7B8994"/>
           <w:sz w:val="20"/>
         </w:rPr>
-        <w:t>Table 10. 8. The four findings and how we got them</w:t>
+        <w:t>Table 11. 8. The four findings and how we got them</w:t>
       </w:r>
     </w:p>
     <w:p>
@@ -11289,6 +11697,94 @@
       </w:pPr>
       <w:r>
         <w:t>9. Likely defense questions</w:t>
+      </w:r>
+    </w:p>
+    <w:p>
+      <w:r>
+        <w:rPr>
+          <w:b/>
+        </w:rPr>
+        <w:t>Which is the fact table, and how do you know?</w:t>
+      </w:r>
+      <w:r>
+        <w:t xml:space="preserve"> </w:t>
+      </w:r>
+      <w:r>
+        <w:rPr>
+          <w:rFonts w:ascii="Consolas" w:hAnsi="Consolas"/>
+          <w:color w:val="2F6F9F"/>
+          <w:sz w:val="18"/>
+        </w:rPr>
+        <w:t>sales</w:t>
+      </w:r>
+      <w:r>
+        <w:t xml:space="preserve">. Two tests. First, the grain: one row is one product line on one order. Second, the measures are additive at that grain — </w:t>
+      </w:r>
+      <w:r>
+        <w:rPr>
+          <w:rFonts w:ascii="Consolas" w:hAnsi="Consolas"/>
+          <w:color w:val="2F6F9F"/>
+          <w:sz w:val="18"/>
+        </w:rPr>
+        <w:t>SUM(amount)</w:t>
+      </w:r>
+      <w:r>
+        <w:t xml:space="preserve">, </w:t>
+      </w:r>
+      <w:r>
+        <w:rPr>
+          <w:rFonts w:ascii="Consolas" w:hAnsi="Consolas"/>
+          <w:color w:val="2F6F9F"/>
+          <w:sz w:val="18"/>
+        </w:rPr>
+        <w:t>SUM(profit)</w:t>
+      </w:r>
+      <w:r>
+        <w:t xml:space="preserve"> and </w:t>
+      </w:r>
+      <w:r>
+        <w:rPr>
+          <w:rFonts w:ascii="Consolas" w:hAnsi="Consolas"/>
+          <w:color w:val="2F6F9F"/>
+          <w:sz w:val="18"/>
+        </w:rPr>
+        <w:t>SUM(quantity)</w:t>
+      </w:r>
+      <w:r>
+        <w:t xml:space="preserve"> all mean something. The other seven tables describe and label rather than measure; summing a </w:t>
+      </w:r>
+      <w:r>
+        <w:rPr>
+          <w:rFonts w:ascii="Consolas" w:hAnsi="Consolas"/>
+          <w:color w:val="2F6F9F"/>
+          <w:sz w:val="18"/>
+        </w:rPr>
+        <w:t>customer_id</w:t>
+      </w:r>
+      <w:r>
+        <w:t xml:space="preserve"> would be meaningless. The tables are named plainly rather than with </w:t>
+      </w:r>
+      <w:r>
+        <w:rPr>
+          <w:rFonts w:ascii="Consolas" w:hAnsi="Consolas"/>
+          <w:color w:val="2F6F9F"/>
+          <w:sz w:val="18"/>
+        </w:rPr>
+        <w:t>fact_</w:t>
+      </w:r>
+      <w:r>
+        <w:t>/</w:t>
+      </w:r>
+      <w:r>
+        <w:rPr>
+          <w:rFonts w:ascii="Consolas" w:hAnsi="Consolas"/>
+          <w:color w:val="2F6F9F"/>
+          <w:sz w:val="18"/>
+        </w:rPr>
+        <w:t>dim_</w:t>
+      </w:r>
+      <w:r>
+        <w:t xml:space="preserve"> prefixes, so the role comes from the design, not the name.</w:t>
       </w:r>
     </w:p>
     <w:p>
@@ -11349,7 +11845,7 @@
         <w:rPr>
           <w:b/>
         </w:rPr>
-        <w:t>Why does `dim_customer` have 807 rows when there are 802 names?</w:t>
+        <w:t>Why does `customers` have 807 rows when there are 802 names?</w:t>
       </w:r>
       <w:r>
         <w:t xml:space="preserve"> Five names appear in more than one city. Keying on name alone would merge two different people, so the key is (name, city), which correctly splits those five.</w:t>
@@ -11455,7 +11951,7 @@
           <w:color w:val="2F6F9F"/>
           <w:sz w:val="18"/>
         </w:rPr>
-        <w:t>SELECT year_month FROM dim_date</w:t>
+        <w:t>SELECT year_month FROM dates</w:t>
       </w:r>
       <w:r>
         <w:t xml:space="preserve"> is a syntax error. Two things fix it: qualify it with the table name (</w:t>
@@ -11466,7 +11962,7 @@
           <w:color w:val="2F6F9F"/>
           <w:sz w:val="18"/>
         </w:rPr>
-        <w:t>dim_date.year_month</w:t>
+        <w:t>dates.year_month</w:t>
       </w:r>
       <w:r>
         <w:t>) or wrap it in backticks (`</w:t>
@@ -11934,7 +12430,18 @@
         <w:t>Star schema</w:t>
       </w:r>
       <w:r>
-        <w:t xml:space="preserve"> — one fact table surrounded by dimension tables.</w:t>
+        <w:t xml:space="preserve"> — one fact table surrounded by dimension tables. Here </w:t>
+      </w:r>
+      <w:r>
+        <w:rPr>
+          <w:rFonts w:ascii="Consolas" w:hAnsi="Consolas"/>
+          <w:color w:val="2F6F9F"/>
+          <w:sz w:val="18"/>
+        </w:rPr>
+        <w:t>sales</w:t>
+      </w:r>
+      <w:r>
+        <w:t xml:space="preserve"> is the fact table and the other seven are dimensions, regardless of naming.</w:t>
       </w:r>
     </w:p>
     <w:p>

--- a/docs/Checkpoint_1_Explained.docx
+++ b/docs/Checkpoint_1_Explained.docx
@@ -1091,7 +1091,7 @@
               <w:rPr>
                 <w:sz w:val="18"/>
               </w:rPr>
-              <w:t>Q3, Figure 1</w:t>
+              <w:t>Q3, Figure 2</w:t>
             </w:r>
           </w:p>
         </w:tc>
@@ -1156,7 +1156,7 @@
               <w:rPr>
                 <w:sz w:val="18"/>
               </w:rPr>
-              <w:t>Q5, Q7, Figure 3</w:t>
+              <w:t>Q5, Q7, Figure 4</w:t>
             </w:r>
           </w:p>
         </w:tc>
@@ -1221,7 +1221,7 @@
               <w:rPr>
                 <w:sz w:val="18"/>
               </w:rPr>
-              <w:t>Q4, Q8, Figure 2</w:t>
+              <w:t>Q4, Q8, Figure 3</w:t>
             </w:r>
           </w:p>
         </w:tc>

--- a/docs/Checkpoint_1_Explained.docx
+++ b/docs/Checkpoint_1_Explained.docx
@@ -2242,24 +2242,8 @@
         <w:rPr>
           <w:i/>
         </w:rPr>
-        <w:t xml:space="preserve"> The names</w:t>
-      </w:r>
-    </w:p>
-    <w:p>
-      <w:pPr>
-        <w:ind w:left="432"/>
-      </w:pPr>
-      <w:r>
-        <w:rPr>
-          <w:i/>
-        </w:rPr>
-        <w:t>are generated, so there is no data subject and no personal data. The reason is</w:t>
-      </w:r>
-    </w:p>
-    <w:p>
-      <w:pPr>
-        <w:ind w:left="432"/>
-      </w:pPr>
+        <w:t xml:space="preserve"> The names are generated, so there is no data subject and no personal data. The reason is </w:t>
+      </w:r>
       <w:r>
         <w:rPr>
           <w:i/>
@@ -2295,29 +2279,7 @@
         <w:rPr>
           <w:i/>
         </w:rPr>
-        <w:t xml:space="preserve"> — public</w:t>
-      </w:r>
-    </w:p>
-    <w:p>
-      <w:pPr>
-        <w:ind w:left="432"/>
-      </w:pPr>
-      <w:r>
-        <w:rPr>
-          <w:i/>
-        </w:rPr>
-        <w:t>availability is not consent, and RA 10173 applies to personal data regardless</w:t>
-      </w:r>
-    </w:p>
-    <w:p>
-      <w:pPr>
-        <w:ind w:left="432"/>
-      </w:pPr>
-      <w:r>
-        <w:rPr>
-          <w:i/>
-        </w:rPr>
-        <w:t>of where you obtained it. Keep that distinction for Task 4.2.</w:t>
+        <w:t xml:space="preserve"> — public availability is not consent, and RA 10173 applies to personal data regardless of where you obtained it. Keep that distinction for Task 4.2.</w:t>
       </w:r>
     </w:p>
     <w:p>
@@ -4389,29 +4351,7 @@
         <w:rPr>
           <w:i/>
         </w:rPr>
-        <w:t xml:space="preserve"> The interpretations currently in the report were AI-drafted and</w:t>
-      </w:r>
-    </w:p>
-    <w:p>
-      <w:pPr>
-        <w:ind w:left="432"/>
-      </w:pPr>
-      <w:r>
-        <w:rPr>
-          <w:i/>
-        </w:rPr>
-        <w:t>must be rewritten in your own words before submission — Section 3.2 of the</w:t>
-      </w:r>
-    </w:p>
-    <w:p>
-      <w:pPr>
-        <w:ind w:left="432"/>
-      </w:pPr>
-      <w:r>
-        <w:rPr>
-          <w:i/>
-        </w:rPr>
-        <w:t xml:space="preserve">brief. This document explains what each query </w:t>
+        <w:t xml:space="preserve"> The interpretations currently in the report were AI-drafted and must be rewritten in your own words before submission — Section 3.2 of the brief. This document explains what each query </w:t>
       </w:r>
       <w:r>
         <w:rPr>
@@ -4423,13 +4363,8 @@
         <w:rPr>
           <w:i/>
         </w:rPr>
-        <w:t xml:space="preserve"> and what the numbers</w:t>
-      </w:r>
-    </w:p>
-    <w:p>
-      <w:pPr>
-        <w:ind w:left="432"/>
-      </w:pPr>
+        <w:t xml:space="preserve"> and what the numbers </w:t>
+      </w:r>
       <w:r>
         <w:rPr>
           <w:i/>
